--- a/report.docx
+++ b/report.docx
@@ -29,7 +29,15 @@
         <w:t xml:space="preserve">och </w:t>
       </w:r>
       <w:r>
-        <w:t>tillhörande program undersöks ett dataset med pingviner</w:t>
+        <w:t xml:space="preserve">tillhörande program undersöks ett </w:t>
+      </w:r>
+      <w:proofErr w:type="spellStart"/>
+      <w:r>
+        <w:t>dataset</w:t>
+      </w:r>
+      <w:proofErr w:type="spellEnd"/>
+      <w:r>
+        <w:t xml:space="preserve"> med pingviner</w:t>
       </w:r>
       <w:r>
         <w:t xml:space="preserve">. I rapportens andra del förs en etisk </w:t>
@@ -51,8 +59,13 @@
         <w:pStyle w:val="Heading3"/>
       </w:pPr>
       <w:r>
-        <w:t>Beskrivning av datan</w:t>
-      </w:r>
+        <w:t xml:space="preserve">Beskrivning av </w:t>
+      </w:r>
+      <w:proofErr w:type="spellStart"/>
+      <w:r>
+        <w:t>datan</w:t>
+      </w:r>
+      <w:proofErr w:type="spellEnd"/>
     </w:p>
     <w:p>
       <w:r>
@@ -62,7 +75,15 @@
         <w:t>asetet</w:t>
       </w:r>
       <w:r>
-        <w:t xml:space="preserve"> kommer från Kaggle. </w:t>
+        <w:t xml:space="preserve"> kommer från </w:t>
+      </w:r>
+      <w:proofErr w:type="spellStart"/>
+      <w:r>
+        <w:t>Kaggle</w:t>
+      </w:r>
+      <w:proofErr w:type="spellEnd"/>
+      <w:r>
+        <w:t xml:space="preserve">. </w:t>
       </w:r>
       <w:r>
         <w:t>Det</w:t>
@@ -83,7 +104,15 @@
     </w:p>
     <w:p>
       <w:r>
-        <w:t>Ett relativt litet dataset med data om pingviner. Pingvinernas art, levnads-ö, kön, och olika mått finns noterade. I de</w:t>
+        <w:t xml:space="preserve">Ett relativt litet </w:t>
+      </w:r>
+      <w:proofErr w:type="spellStart"/>
+      <w:r>
+        <w:t>dataset</w:t>
+      </w:r>
+      <w:proofErr w:type="spellEnd"/>
+      <w:r>
+        <w:t xml:space="preserve"> med data om pingviner. Pingvinernas art, levnads-ö, kön, och olika mått finns noterade. I de</w:t>
       </w:r>
       <w:r>
         <w:t>nna rapport och tillhörande</w:t>
@@ -143,7 +172,23 @@
     </w:p>
     <w:p>
       <w:r>
-        <w:t xml:space="preserve">Setet är litet, med få features, mest numeriska värden. Det gör att ingen avancerad deep learning är nödvändig. </w:t>
+        <w:t xml:space="preserve">Setet är litet, med få features, mest numeriska värden. Det gör att ingen avancerad </w:t>
+      </w:r>
+      <w:proofErr w:type="spellStart"/>
+      <w:r>
+        <w:t>deep</w:t>
+      </w:r>
+      <w:proofErr w:type="spellEnd"/>
+      <w:r>
+        <w:t xml:space="preserve"> </w:t>
+      </w:r>
+      <w:proofErr w:type="spellStart"/>
+      <w:r>
+        <w:t>learning</w:t>
+      </w:r>
+      <w:proofErr w:type="spellEnd"/>
+      <w:r>
+        <w:t xml:space="preserve"> är nödvändig. </w:t>
       </w:r>
       <w:r>
         <w:t>I stället</w:t>
@@ -166,34 +211,7 @@
         <w:t>a</w:t>
       </w:r>
       <w:r>
-        <w:t xml:space="preserve">ndra. Där har en cell </w:t>
-      </w:r>
-      <w:r>
-        <w:t>markerat</w:t>
-      </w:r>
-      <w:r>
-        <w:t>s</w:t>
-      </w:r>
-      <w:r>
-        <w:t xml:space="preserve"> som grön om den</w:t>
-      </w:r>
-      <w:r>
-        <w:t xml:space="preserve"> bedöms</w:t>
-      </w:r>
-      <w:r>
-        <w:t xml:space="preserve"> stämm</w:t>
-      </w:r>
-      <w:r>
-        <w:t xml:space="preserve">a </w:t>
-      </w:r>
-      <w:r>
-        <w:t>direkt överens med vårt dataset och modellering, och med röd om den</w:t>
-      </w:r>
-      <w:r>
-        <w:t xml:space="preserve"> bedöms vara</w:t>
-      </w:r>
-      <w:r>
-        <w:t xml:space="preserve"> direkt olämplig.</w:t>
+        <w:t xml:space="preserve">ndra. </w:t>
       </w:r>
     </w:p>
     <w:p>
@@ -217,22 +235,54 @@
     </w:p>
     <w:p>
       <w:r>
-        <w:t>I analysis.ipynb görs en analys. I den delas setet upp i träning- och testdata. När modellen träna</w:t>
+        <w:t xml:space="preserve">I </w:t>
+      </w:r>
+      <w:proofErr w:type="spellStart"/>
+      <w:r>
+        <w:t>analysis.ipynb</w:t>
+      </w:r>
+      <w:proofErr w:type="spellEnd"/>
+      <w:r>
+        <w:t xml:space="preserve"> görs en analys. I den delas setet upp i träning- och testdata. När modellen träna</w:t>
       </w:r>
       <w:r>
         <w:t>t</w:t>
       </w:r>
       <w:r>
-        <w:t xml:space="preserve">s på träningsdatan så ger det </w:t>
+        <w:t xml:space="preserve">s på </w:t>
+      </w:r>
+      <w:proofErr w:type="spellStart"/>
+      <w:r>
+        <w:t>träningsdatan</w:t>
+      </w:r>
+      <w:proofErr w:type="spellEnd"/>
+      <w:r>
+        <w:t xml:space="preserve"> så ger det </w:t>
       </w:r>
       <w:r>
         <w:t>hög träffsäkerhet</w:t>
       </w:r>
       <w:r>
-        <w:t xml:space="preserve"> när modellen sedan får göra prediktioner på testdatan. </w:t>
-      </w:r>
-      <w:r>
-        <w:t xml:space="preserve">Alla modellers accuracy landade på ungefär 0.995 och f1-score på 1.00. </w:t>
+        <w:t xml:space="preserve"> när modellen sedan får göra prediktioner på </w:t>
+      </w:r>
+      <w:proofErr w:type="spellStart"/>
+      <w:r>
+        <w:t>testdatan</w:t>
+      </w:r>
+      <w:proofErr w:type="spellEnd"/>
+      <w:r>
+        <w:t xml:space="preserve">. </w:t>
+      </w:r>
+      <w:r>
+        <w:t xml:space="preserve">Alla modellers </w:t>
+      </w:r>
+      <w:proofErr w:type="spellStart"/>
+      <w:r>
+        <w:t>accuracy</w:t>
+      </w:r>
+      <w:proofErr w:type="spellEnd"/>
+      <w:r>
+        <w:t xml:space="preserve"> landade på ungefär 0.995 och f1-score på 1.00. </w:t>
       </w:r>
       <w:r>
         <w:t>Anledningen till den höga träffsäkerheten</w:t>
@@ -244,28 +294,62 @@
         <w:t xml:space="preserve">stora </w:t>
       </w:r>
       <w:r>
-        <w:t xml:space="preserve">distinktioner mellan pingvinarterna, och den analys av parametrar och tillvägagångssätt som kan ses i analysis.ipynb. </w:t>
-      </w:r>
-    </w:p>
-    <w:p>
+        <w:t xml:space="preserve">distinktioner mellan pingvinarterna, och den analys av parametrar och tillvägagångssätt som kan ses i </w:t>
+      </w:r>
+      <w:proofErr w:type="spellStart"/>
+      <w:r>
+        <w:t>analysis.ipynb</w:t>
+      </w:r>
+      <w:proofErr w:type="spellEnd"/>
+      <w:r>
+        <w:t xml:space="preserve">. </w:t>
+      </w:r>
+    </w:p>
+    <w:p>
+      <w:r>
+        <w:t xml:space="preserve">En fråga som väcktes av resultatet </w:t>
+      </w:r>
+      <w:r>
+        <w:t xml:space="preserve">är hur </w:t>
+      </w:r>
+      <w:r>
+        <w:t>träffsäkerheten kunde bli så hög</w:t>
+      </w:r>
+      <w:r>
+        <w:t xml:space="preserve">. </w:t>
+      </w:r>
+      <w:r>
+        <w:t>Det är en indikator på datal</w:t>
+      </w:r>
+      <w:r>
+        <w:t>äc</w:t>
+      </w:r>
+      <w:r>
+        <w:t xml:space="preserve">kage och </w:t>
+      </w:r>
+      <w:proofErr w:type="spellStart"/>
+      <w:r>
+        <w:t>overfi</w:t>
+      </w:r>
+      <w:r>
+        <w:t>t</w:t>
+      </w:r>
+      <w:r>
+        <w:t>ting</w:t>
+      </w:r>
+      <w:proofErr w:type="spellEnd"/>
+      <w:r>
+        <w:t>, m</w:t>
+      </w:r>
+      <w:r>
+        <w:t xml:space="preserve">en noggranna genomgångar av analysen </w:t>
+      </w:r>
+      <w:r>
+        <w:t xml:space="preserve">                                                                                                                                                                                      </w:t>
+      </w:r>
       <w:r>
         <w:lastRenderedPageBreak/>
-        <w:t xml:space="preserve">En fråga som väcktes av resultatet </w:t>
-      </w:r>
-      <w:r>
-        <w:t xml:space="preserve">är hur </w:t>
-      </w:r>
-      <w:r>
-        <w:t>träffsäkerheten kunde bli så hög</w:t>
-      </w:r>
-      <w:r>
-        <w:t xml:space="preserve">. </w:t>
-      </w:r>
-      <w:r>
-        <w:t>Det är en indikator på dataleckage och overfiting, m</w:t>
-      </w:r>
-      <w:r>
-        <w:t xml:space="preserve">en noggranna genomgångar av analysen visar inga </w:t>
+        <w:t xml:space="preserve">visar inga </w:t>
       </w:r>
       <w:r>
         <w:t xml:space="preserve">uppenbara </w:t>
@@ -289,13 +373,21 @@
         <w:t>Det framgår av</w:t>
       </w:r>
       <w:r>
-        <w:t xml:space="preserve"> de pai</w:t>
+        <w:t xml:space="preserve"> de </w:t>
+      </w:r>
+      <w:proofErr w:type="spellStart"/>
+      <w:r>
+        <w:t>pai</w:t>
       </w:r>
       <w:r>
         <w:t>r</w:t>
       </w:r>
       <w:r>
-        <w:t xml:space="preserve">plots som undersökts </w:t>
+        <w:t>plots</w:t>
+      </w:r>
+      <w:proofErr w:type="spellEnd"/>
+      <w:r>
+        <w:t xml:space="preserve"> som undersökts </w:t>
       </w:r>
       <w:r>
         <w:t xml:space="preserve">att </w:t>
@@ -307,7 +399,23 @@
         <w:t>s</w:t>
       </w:r>
       <w:r>
-        <w:t>t en feature per art-par har väldigt lite överlapp (till exempel mellan gentoo och adelie är det nästan inget överlapp i fenlängd)</w:t>
+        <w:t xml:space="preserve">t en feature per art-par har väldigt lite överlapp (till exempel mellan </w:t>
+      </w:r>
+      <w:proofErr w:type="spellStart"/>
+      <w:r>
+        <w:t>gentoo</w:t>
+      </w:r>
+      <w:proofErr w:type="spellEnd"/>
+      <w:r>
+        <w:t xml:space="preserve"> och </w:t>
+      </w:r>
+      <w:proofErr w:type="spellStart"/>
+      <w:r>
+        <w:t>adelie</w:t>
+      </w:r>
+      <w:proofErr w:type="spellEnd"/>
+      <w:r>
+        <w:t xml:space="preserve"> är det nästan inget överlapp i fenlängd)</w:t>
       </w:r>
       <w:r>
         <w:t>. Det är därför en möjlig förklaring till de höga poängen.</w:t>
@@ -338,17 +446,62 @@
     </w:p>
     <w:p>
       <w:r>
-        <w:t xml:space="preserve">Datasetet är förhållandevis litet. Ett litet datatset gör att outliers får större signifikans, i förhållande till resten av datan. En annan risk är att datan inte reflekterar verkligheten, något som kräver ett något större set för att kunna garantera. </w:t>
-      </w:r>
-    </w:p>
-    <w:p>
-      <w:r>
-        <w:t>Ett möjligt etisk problem med datasetet är att vi inte vet hur datan har samlats in. Det kan ha gjorts utan hänsyn till pingvinernas liv och hälsa, eller till naturen i och kring deras habitat.</w:t>
+        <w:t xml:space="preserve">Datasetet är förhållandevis litet. Ett litet </w:t>
+      </w:r>
+      <w:proofErr w:type="spellStart"/>
+      <w:r>
+        <w:t>datatset</w:t>
+      </w:r>
+      <w:proofErr w:type="spellEnd"/>
+      <w:r>
+        <w:t xml:space="preserve"> gör att </w:t>
+      </w:r>
+      <w:proofErr w:type="spellStart"/>
+      <w:r>
+        <w:t>outliers</w:t>
+      </w:r>
+      <w:proofErr w:type="spellEnd"/>
+      <w:r>
+        <w:t xml:space="preserve"> får större signifikans, i förhållande till resten av </w:t>
+      </w:r>
+      <w:proofErr w:type="spellStart"/>
+      <w:r>
+        <w:t>datan</w:t>
+      </w:r>
+      <w:proofErr w:type="spellEnd"/>
+      <w:r>
+        <w:t xml:space="preserve">. En annan risk är att </w:t>
+      </w:r>
+      <w:proofErr w:type="spellStart"/>
+      <w:r>
+        <w:t>datan</w:t>
+      </w:r>
+      <w:proofErr w:type="spellEnd"/>
+      <w:r>
+        <w:t xml:space="preserve"> inte reflekterar verkligheten, något som kräver ett något större set för att kunna garantera. </w:t>
+      </w:r>
+    </w:p>
+    <w:p>
+      <w:r>
+        <w:t xml:space="preserve">Ett möjligt etisk problem med datasetet är att vi inte vet hur </w:t>
+      </w:r>
+      <w:proofErr w:type="spellStart"/>
+      <w:r>
+        <w:t>datan</w:t>
+      </w:r>
+      <w:proofErr w:type="spellEnd"/>
+      <w:r>
+        <w:t xml:space="preserve"> har samlats in. Det kan ha gjorts utan hänsyn till pingvinernas liv och hälsa, eller till naturen i och kring deras habitat.</w:t>
       </w:r>
     </w:p>
     <w:p>
       <w:r>
         <w:t>I det här setet finns en risk för bias med en överrepresentation av till exempel vissa arter, kön, eller habitat. Det kan leda till en skev bild av verkligheten och därmed ge en sämre representation av verkligheten. Det är en vanlig risk vid insamling av data och något att alltid ha i åtanke vid modellträning och -användning.</w:t>
+      </w:r>
+    </w:p>
+    <w:p>
+      <w:r>
+        <w:t>ÄR MODELLEN MEST RÄTTVIST?</w:t>
       </w:r>
     </w:p>
     <w:p>
@@ -361,7 +514,18 @@
     </w:p>
     <w:p>
       <w:r>
-        <w:t>Den här modellens risker är förhållandevis små. Liksom i stycket ovan finns risk för pingvinerna och naturens väl när nya pingviner hämtas in och undersöks för att artbestämmas.</w:t>
+        <w:t>Den här modellens risker är förhållandevis små. Liksom i stycket ovan finns risk för pingvinerna och naturens väl när nya pingviner hämtas in och undersöks för att artbestämmas</w:t>
+      </w:r>
+      <w:r>
+        <w:t xml:space="preserve"> beroende på hur det görs.</w:t>
+      </w:r>
+    </w:p>
+    <w:p>
+      <w:r>
+        <w:t>FUNKAR DEN PÅ ANDRA PINGVINER?</w:t>
+      </w:r>
+      <w:r>
+        <w:t xml:space="preserve"> DEN HÄR MODELLEN KAN INTE GE SANNOLIKHETER OCH INTE SÄGA ATT ARTERNA ÄR OSANNOLIK</w:t>
       </w:r>
     </w:p>
     <w:p>
@@ -409,12 +573,21 @@
                 <w:bCs/>
               </w:rPr>
             </w:pPr>
+            <w:proofErr w:type="spellStart"/>
             <w:r>
               <w:rPr>
                 <w:b/>
                 <w:bCs/>
               </w:rPr>
-              <w:t>Logistic Regression</w:t>
+              <w:t>Logistic</w:t>
+            </w:r>
+            <w:proofErr w:type="spellEnd"/>
+            <w:r>
+              <w:rPr>
+                <w:b/>
+                <w:bCs/>
+              </w:rPr>
+              <w:t xml:space="preserve"> Regression</w:t>
             </w:r>
           </w:p>
         </w:tc>
@@ -430,13 +603,31 @@
                 <w:bCs/>
               </w:rPr>
             </w:pPr>
+            <w:proofErr w:type="spellStart"/>
             <w:r>
               <w:rPr>
                 <w:b/>
                 <w:bCs/>
               </w:rPr>
-              <w:t>Random Forest Classifier</w:t>
-            </w:r>
+              <w:t>Random</w:t>
+            </w:r>
+            <w:proofErr w:type="spellEnd"/>
+            <w:r>
+              <w:rPr>
+                <w:b/>
+                <w:bCs/>
+              </w:rPr>
+              <w:t xml:space="preserve"> Forest </w:t>
+            </w:r>
+            <w:proofErr w:type="spellStart"/>
+            <w:r>
+              <w:rPr>
+                <w:b/>
+                <w:bCs/>
+              </w:rPr>
+              <w:t>Classifier</w:t>
+            </w:r>
+            <w:proofErr w:type="spellEnd"/>
           </w:p>
         </w:tc>
         <w:tc>
@@ -491,8 +682,17 @@
                 <w:b/>
                 <w:bCs/>
               </w:rPr>
-              <w:t xml:space="preserve"> Classifier</w:t>
-            </w:r>
+              <w:t xml:space="preserve"> </w:t>
+            </w:r>
+            <w:proofErr w:type="spellStart"/>
+            <w:r>
+              <w:rPr>
+                <w:b/>
+                <w:bCs/>
+              </w:rPr>
+              <w:t>Classifier</w:t>
+            </w:r>
+            <w:proofErr w:type="spellEnd"/>
           </w:p>
         </w:tc>
       </w:tr>
@@ -574,8 +774,13 @@
           </w:tcPr>
           <w:p>
             <w:r>
-              <w:t>Format på target</w:t>
-            </w:r>
+              <w:t xml:space="preserve">Format på </w:t>
+            </w:r>
+            <w:proofErr w:type="spellStart"/>
+            <w:r>
+              <w:t>target</w:t>
+            </w:r>
+            <w:proofErr w:type="spellEnd"/>
           </w:p>
         </w:tc>
         <w:tc>
@@ -719,7 +924,15 @@
           </w:tcPr>
           <w:p>
             <w:r>
-              <w:t>Visar vilka features som spelar mest roll. Ej känsligt för overfiting.</w:t>
+              <w:t xml:space="preserve">Visar vilka features som spelar mest roll. Ej känsligt för </w:t>
+            </w:r>
+            <w:proofErr w:type="spellStart"/>
+            <w:r>
+              <w:t>overfiting</w:t>
+            </w:r>
+            <w:proofErr w:type="spellEnd"/>
+            <w:r>
+              <w:t>.</w:t>
             </w:r>
           </w:p>
         </w:tc>
@@ -876,6 +1089,48 @@
         <w:t xml:space="preserve"> Bilaga 1. Jämförande tabell av modeller</w:t>
       </w:r>
     </w:p>
+    <w:p/>
+    <w:p/>
+    <w:p>
+      <w:pPr>
+        <w:tabs>
+          <w:tab w:val="left" w:pos="7956"/>
+        </w:tabs>
+      </w:pPr>
+      <w:r>
+        <w:t>E</w:t>
+      </w:r>
+      <w:r>
+        <w:t>n cell</w:t>
+      </w:r>
+      <w:r>
+        <w:t xml:space="preserve"> har</w:t>
+      </w:r>
+      <w:r>
+        <w:t xml:space="preserve"> markerats som grön om den bedöms stämma direkt överens med vårt </w:t>
+      </w:r>
+      <w:proofErr w:type="spellStart"/>
+      <w:r>
+        <w:t>dataset</w:t>
+      </w:r>
+      <w:proofErr w:type="spellEnd"/>
+      <w:r>
+        <w:t xml:space="preserve"> och modellering, och med röd om den bedöms vara direkt olämplig.</w:t>
+      </w:r>
+    </w:p>
+    <w:p/>
+    <w:p/>
+    <w:p/>
+    <w:p/>
+    <w:p/>
+    <w:p/>
+    <w:p/>
+    <w:p/>
+    <w:p/>
+    <w:p/>
+    <w:p/>
+    <w:p/>
+    <w:p/>
     <w:sectPr>
       <w:pgSz w:w="11906" w:h="16838"/>
       <w:pgMar w:top="1440" w:right="1440" w:bottom="1440" w:left="1440" w:header="708" w:footer="708" w:gutter="0"/>
